--- a/docs/importantes/log defectos/logDefectos fase 4.docx
+++ b/docs/importantes/log defectos/logDefectos fase 4.docx
@@ -12,13 +12,31 @@
           <w:szCs w:val="28"/>
         </w:rPr>
       </w:pPr>
+      <w:proofErr w:type="spellStart"/>
       <w:r>
         <w:rPr>
           <w:b/>
           <w:sz w:val="28"/>
           <w:szCs w:val="28"/>
         </w:rPr>
-        <w:t xml:space="preserve">Log de registro de defectos </w:t>
+        <w:t>A</w:t>
+      </w:r>
+      <w:r>
+        <w:rPr>
+          <w:b/>
+          <w:sz w:val="28"/>
+          <w:szCs w:val="28"/>
+        </w:rPr>
+        <w:t>Log</w:t>
+      </w:r>
+      <w:proofErr w:type="spellEnd"/>
+      <w:r>
+        <w:rPr>
+          <w:b/>
+          <w:sz w:val="28"/>
+          <w:szCs w:val="28"/>
+        </w:rPr>
+        <w:t xml:space="preserve"> de registro de defectos </w:t>
       </w:r>
     </w:p>
     <w:tbl>
